--- a/data/employees/EMP091/AST-EMP091-03.docx
+++ b/data/employees/EMP091/AST-EMP091-03.docx
@@ -7,10 +7,7 @@
         <w:pStyle w:val="Heading1"/>
       </w:pPr>
       <w:r>
-        <w:rPr>
-          <w:sz w:val="36"/>
-        </w:rPr>
-        <w:t>Design specification - EMP091</w:t>
+        <w:t>Ast Emp091 03 - EMP091</w:t>
       </w:r>
     </w:p>
     <w:p>
@@ -18,130 +15,32 @@
         <w:pStyle w:val="Heading2"/>
       </w:pPr>
       <w:r>
-        <w:t>Document Metadata</w:t>
-      </w:r>
-    </w:p>
-    <w:tbl>
-      <w:tblPr>
-        <w:tblStyle w:val="TableGrid"/>
-        <w:tblW w:type="auto" w:w="0"/>
-        <w:tblLook w:firstColumn="1" w:firstRow="1" w:lastColumn="0" w:lastRow="0" w:noHBand="0" w:noVBand="1" w:val="04A0"/>
-      </w:tblPr>
-      <w:tblGrid>
-        <w:gridCol w:w="4320"/>
-        <w:gridCol w:w="4320"/>
-      </w:tblGrid>
-      <w:tr>
-        <w:tc>
-          <w:tcPr>
-            <w:tcW w:type="dxa" w:w="4320"/>
-          </w:tcPr>
-          <w:p>
-            <w:r>
-              <w:t>Author</w:t>
-            </w:r>
-          </w:p>
-        </w:tc>
-        <w:tc>
-          <w:tcPr>
-            <w:tcW w:type="dxa" w:w="4320"/>
-          </w:tcPr>
-          <w:p>
-            <w:r>
-              <w:t>Alex Garcia</w:t>
-            </w:r>
-          </w:p>
-        </w:tc>
-      </w:tr>
-      <w:tr>
-        <w:tc>
-          <w:tcPr>
-            <w:tcW w:type="dxa" w:w="4320"/>
-          </w:tcPr>
-          <w:p>
-            <w:r>
-              <w:t>Role / Department</w:t>
-            </w:r>
-          </w:p>
-        </w:tc>
-        <w:tc>
-          <w:tcPr>
-            <w:tcW w:type="dxa" w:w="4320"/>
-          </w:tcPr>
-          <w:p>
-            <w:r>
-              <w:t>Lead | IT</w:t>
-            </w:r>
-          </w:p>
-        </w:tc>
-      </w:tr>
-      <w:tr>
-        <w:tc>
-          <w:tcPr>
-            <w:tcW w:type="dxa" w:w="4320"/>
-          </w:tcPr>
-          <w:p>
-            <w:r>
-              <w:t>Location</w:t>
-            </w:r>
-          </w:p>
-        </w:tc>
-        <w:tc>
-          <w:tcPr>
-            <w:tcW w:type="dxa" w:w="4320"/>
-          </w:tcPr>
-          <w:p>
-            <w:r>
-              <w:t>Fremont</w:t>
-            </w:r>
-          </w:p>
-        </w:tc>
-      </w:tr>
-      <w:tr>
-        <w:tc>
-          <w:tcPr>
-            <w:tcW w:type="dxa" w:w="4320"/>
-          </w:tcPr>
-          <w:p>
-            <w:r>
-              <w:t>Last Modified</w:t>
-            </w:r>
-          </w:p>
-        </w:tc>
-        <w:tc>
-          <w:tcPr>
-            <w:tcW w:type="dxa" w:w="4320"/>
-          </w:tcPr>
-          <w:p>
-            <w:r>
-              <w:t>2025-04-05</w:t>
-            </w:r>
-          </w:p>
-        </w:tc>
-      </w:tr>
-    </w:tbl>
-    <w:p/>
-    <w:p>
-      <w:pPr>
-        <w:pStyle w:val="Heading2"/>
-      </w:pPr>
-      <w:r>
-        <w:t>Specification</w:t>
+        <w:t>Page 1</w:t>
       </w:r>
     </w:p>
     <w:p>
       <w:r>
-        <w:t>Design Specification: Zero-Trust Network Segmentation</w:t>
+        <w:t>Section 1: Fabric semantic model planning. EMP091 contributes to ast emp091 03 through recurring collaboration, clear ownership boundaries, and measurable outcomes. The team captures decisions, open issues, and handoffs so that knowledge remains discoverable for future programs.</w:t>
       </w:r>
     </w:p>
     <w:p>
       <w:r>
-        <w:t>Version: 1.0</w:t>
+        <w:t>Section 2: Fabric semantic model planning. EMP091 contributes to ast emp091 03 through recurring collaboration, clear ownership boundaries, and measurable outcomes. The team captures decisions, open issues, and handoffs so that knowledge remains discoverable for future programs.</w:t>
       </w:r>
     </w:p>
     <w:p>
       <w:r>
-        <w:t>This specification describes the implementation of micro-segmentation across the corporate network. Identity verification enforces MFA for all admin access. East-west traffic inspection is handled by the Azure Firewall Premium tier with IDPS signatures enabled.</w:t>
+        <w:t>Section 3: Department KPI performance. EMP091 contributes to ast emp091 03 through recurring collaboration, clear ownership boundaries, and measurable outcomes. The team captures decisions, open issues, and handoffs so that knowledge remains discoverable for future programs.</w:t>
+      </w:r>
+    </w:p>
+    <w:p>
+      <w:r>
+        <w:t>Section 4: Data quality remediation. EMP091 contributes to ast emp091 03 through recurring collaboration, clear ownership boundaries, and measurable outcomes. The team captures decisions, open issues, and handoffs so that knowledge remains discoverable for future programs.</w:t>
+      </w:r>
+    </w:p>
+    <w:p>
+      <w:r>
+        <w:br w:type="page"/>
       </w:r>
     </w:p>
     <w:p>
@@ -149,12 +48,60 @@
         <w:pStyle w:val="Heading2"/>
       </w:pPr>
       <w:r>
-        <w:t>Author Competencies</w:t>
+        <w:t>Page 2</w:t>
       </w:r>
     </w:p>
     <w:p>
       <w:r>
-        <w:t>Power BI, Python, Fabric, Ontology</w:t>
+        <w:t>Section 1: Fabric semantic model planning. EMP091 contributes to ast emp091 03 through recurring collaboration, clear ownership boundaries, and measurable outcomes. The team captures decisions, open issues, and handoffs so that knowledge remains discoverable for future programs.</w:t>
+      </w:r>
+    </w:p>
+    <w:p>
+      <w:r>
+        <w:t>Section 2: Data quality remediation. EMP091 contributes to ast emp091 03 through recurring collaboration, clear ownership boundaries, and measurable outcomes. The team captures decisions, open issues, and handoffs so that knowledge remains discoverable for future programs.</w:t>
+      </w:r>
+    </w:p>
+    <w:p>
+      <w:r>
+        <w:t>Section 3: Operational risk review. EMP091 contributes to ast emp091 03 through recurring collaboration, clear ownership boundaries, and measurable outcomes. The team captures decisions, open issues, and handoffs so that knowledge remains discoverable for future programs.</w:t>
+      </w:r>
+    </w:p>
+    <w:p>
+      <w:r>
+        <w:t>Section 4: Automation backlog refinement. EMP091 contributes to ast emp091 03 through recurring collaboration, clear ownership boundaries, and measurable outcomes. The team captures decisions, open issues, and handoffs so that knowledge remains discoverable for future programs.</w:t>
+      </w:r>
+    </w:p>
+    <w:p>
+      <w:r>
+        <w:br w:type="page"/>
+      </w:r>
+    </w:p>
+    <w:p>
+      <w:pPr>
+        <w:pStyle w:val="Heading2"/>
+      </w:pPr>
+      <w:r>
+        <w:t>Page 3</w:t>
+      </w:r>
+    </w:p>
+    <w:p>
+      <w:r>
+        <w:t>Section 1: Department KPI performance. EMP091 contributes to ast emp091 03 through recurring collaboration, clear ownership boundaries, and measurable outcomes. The team captures decisions, open issues, and handoffs so that knowledge remains discoverable for future programs.</w:t>
+      </w:r>
+    </w:p>
+    <w:p>
+      <w:r>
+        <w:t>Section 2: Operational risk review. EMP091 contributes to ast emp091 03 through recurring collaboration, clear ownership boundaries, and measurable outcomes. The team captures decisions, open issues, and handoffs so that knowledge remains discoverable for future programs.</w:t>
+      </w:r>
+    </w:p>
+    <w:p>
+      <w:r>
+        <w:t>Section 3: Customer escalation analysis. EMP091 contributes to ast emp091 03 through recurring collaboration, clear ownership boundaries, and measurable outcomes. The team captures decisions, open issues, and handoffs so that knowledge remains discoverable for future programs.</w:t>
+      </w:r>
+    </w:p>
+    <w:p>
+      <w:r>
+        <w:t>Section 4: Automation backlog refinement. EMP091 contributes to ast emp091 03 through recurring collaboration, clear ownership boundaries, and measurable outcomes. The team captures decisions, open issues, and handoffs so that knowledge remains discoverable for future programs.</w:t>
       </w:r>
     </w:p>
     <w:sectPr>
